--- a/Tài liệu PRJ301 dự án web BOS.docx
+++ b/Tài liệu PRJ301 dự án web BOS.docx
@@ -4,7 +4,7 @@
   <w:body>
     <w:p>
       <w:pPr>
-        <w:jc w:val="center"/>
+        <w:jc w:val="both"/>
       </w:pPr>
       <w:r>
         <w:rPr>
@@ -20,6 +20,7 @@
           <w:ilvl w:val="0"/>
           <w:numId w:val="1"/>
         </w:numPr>
+        <w:jc w:val="both"/>
       </w:pPr>
       <w:r>
         <w:t xml:space="preserve">Quy </w:t>
@@ -38,6 +39,7 @@
           <w:ilvl w:val="0"/>
           <w:numId w:val="3"/>
         </w:numPr>
+        <w:jc w:val="both"/>
       </w:pPr>
       <w:r>
         <w:rPr>
@@ -53,6 +55,7 @@
           <w:ilvl w:val="1"/>
           <w:numId w:val="3"/>
         </w:numPr>
+        <w:jc w:val="both"/>
       </w:pPr>
       <w:r>
         <w:rPr>
@@ -90,6 +93,7 @@
           <w:ilvl w:val="1"/>
           <w:numId w:val="3"/>
         </w:numPr>
+        <w:jc w:val="both"/>
       </w:pPr>
       <w:r>
         <w:rPr>
@@ -112,6 +116,7 @@
           <w:ilvl w:val="1"/>
           <w:numId w:val="3"/>
         </w:numPr>
+        <w:jc w:val="both"/>
         <w:rPr>
           <w:lang w:val="vi-VN"/>
         </w:rPr>
@@ -130,6 +135,7 @@
           <w:ilvl w:val="0"/>
           <w:numId w:val="3"/>
         </w:numPr>
+        <w:jc w:val="both"/>
         <w:rPr>
           <w:lang w:val="vi-VN"/>
         </w:rPr>
@@ -148,6 +154,7 @@
           <w:ilvl w:val="1"/>
           <w:numId w:val="3"/>
         </w:numPr>
+        <w:jc w:val="both"/>
         <w:rPr>
           <w:lang w:val="vi-VN"/>
         </w:rPr>
@@ -178,6 +185,7 @@
           <w:ilvl w:val="0"/>
           <w:numId w:val="3"/>
         </w:numPr>
+        <w:jc w:val="both"/>
         <w:rPr>
           <w:lang w:val="vi-VN"/>
         </w:rPr>
@@ -196,6 +204,7 @@
           <w:ilvl w:val="1"/>
           <w:numId w:val="3"/>
         </w:numPr>
+        <w:jc w:val="both"/>
         <w:rPr>
           <w:lang w:val="vi-VN"/>
         </w:rPr>
@@ -248,6 +257,7 @@
           <w:ilvl w:val="0"/>
           <w:numId w:val="3"/>
         </w:numPr>
+        <w:jc w:val="both"/>
         <w:rPr>
           <w:lang w:val="vi-VN"/>
         </w:rPr>
@@ -266,6 +276,7 @@
           <w:ilvl w:val="1"/>
           <w:numId w:val="3"/>
         </w:numPr>
+        <w:jc w:val="both"/>
         <w:rPr>
           <w:lang w:val="vi-VN"/>
         </w:rPr>
@@ -302,6 +313,7 @@
           <w:ilvl w:val="0"/>
           <w:numId w:val="3"/>
         </w:numPr>
+        <w:jc w:val="both"/>
         <w:rPr>
           <w:lang w:val="vi-VN"/>
         </w:rPr>
@@ -320,6 +332,7 @@
           <w:ilvl w:val="1"/>
           <w:numId w:val="3"/>
         </w:numPr>
+        <w:jc w:val="both"/>
         <w:rPr>
           <w:lang w:val="vi-VN"/>
         </w:rPr>
@@ -338,6 +351,7 @@
           <w:ilvl w:val="0"/>
           <w:numId w:val="3"/>
         </w:numPr>
+        <w:jc w:val="both"/>
         <w:rPr>
           <w:lang w:val="vi-VN"/>
         </w:rPr>
@@ -356,16 +370,23 @@
           <w:ilvl w:val="0"/>
           <w:numId w:val="3"/>
         </w:numPr>
-        <w:rPr>
-          <w:lang w:val="vi-VN"/>
-        </w:rPr>
-      </w:pPr>
+        <w:jc w:val="both"/>
+        <w:rPr>
+          <w:lang w:val="vi-VN"/>
+        </w:rPr>
+      </w:pPr>
+      <w:r>
+        <w:rPr>
+          <w:lang w:val="vi-VN"/>
+        </w:rPr>
+        <w:t xml:space="preserve">Pack này sẽ chứa toàn bộ các tiện ích sẽ dùng trong project từ việc kiểm tra chuỗi rỗng, check độ dài password, vv. Các hàm trong đây thường mang </w:t>
+      </w:r>
       <w:r>
         <w:rPr>
           <w:lang w:val="vi-VN"/>
         </w:rPr>
         <w:lastRenderedPageBreak/>
-        <w:t xml:space="preserve">Pack này sẽ chứa toàn bộ các tiện ích sẽ dùng trong project từ việc kiểm tra chuỗi rỗng, check độ dài password, vv. Các hàm trong đây thường mang tính chất kiểm tra yêu cầu dữ liệu, mã hóa, và chứa luôn các hằng số dùng chung. Các phương thức và dữ liệu trong này được phép để public static cho toàn bộ dự án </w:t>
+        <w:t xml:space="preserve">tính chất kiểm tra yêu cầu dữ liệu, mã hóa, và chứa luôn các hằng số dùng chung. Các phương thức và dữ liệu trong này được phép để public static cho toàn bộ dự án </w:t>
       </w:r>
       <w:r>
         <w:rPr>
@@ -387,6 +408,7 @@
           <w:ilvl w:val="0"/>
           <w:numId w:val="1"/>
         </w:numPr>
+        <w:jc w:val="both"/>
         <w:rPr>
           <w:lang w:val="vi-VN"/>
         </w:rPr>
@@ -405,6 +427,7 @@
           <w:ilvl w:val="0"/>
           <w:numId w:val="3"/>
         </w:numPr>
+        <w:jc w:val="both"/>
         <w:rPr>
           <w:lang w:val="vi-VN"/>
         </w:rPr>
@@ -423,6 +446,7 @@
           <w:ilvl w:val="0"/>
           <w:numId w:val="3"/>
         </w:numPr>
+        <w:jc w:val="both"/>
         <w:rPr>
           <w:lang w:val="vi-VN"/>
         </w:rPr>
@@ -447,6 +471,7 @@
           <w:ilvl w:val="0"/>
           <w:numId w:val="3"/>
         </w:numPr>
+        <w:jc w:val="both"/>
         <w:rPr>
           <w:lang w:val="vi-VN"/>
         </w:rPr>
@@ -479,6 +504,7 @@
           <w:ilvl w:val="0"/>
           <w:numId w:val="3"/>
         </w:numPr>
+        <w:jc w:val="both"/>
         <w:rPr>
           <w:lang w:val="vi-VN"/>
         </w:rPr>
@@ -497,6 +523,7 @@
           <w:ilvl w:val="0"/>
           <w:numId w:val="3"/>
         </w:numPr>
+        <w:jc w:val="both"/>
         <w:rPr>
           <w:lang w:val="vi-VN"/>
         </w:rPr>
@@ -515,6 +542,7 @@
           <w:ilvl w:val="0"/>
           <w:numId w:val="3"/>
         </w:numPr>
+        <w:jc w:val="both"/>
         <w:rPr>
           <w:lang w:val="vi-VN"/>
         </w:rPr>
@@ -533,6 +561,7 @@
           <w:ilvl w:val="0"/>
           <w:numId w:val="3"/>
         </w:numPr>
+        <w:jc w:val="both"/>
         <w:rPr>
           <w:color w:val="EE0000"/>
           <w:lang w:val="vi-VN"/>
@@ -568,6 +597,7 @@
           <w:ilvl w:val="0"/>
           <w:numId w:val="3"/>
         </w:numPr>
+        <w:jc w:val="both"/>
         <w:rPr>
           <w:color w:val="0070C0"/>
           <w:highlight w:val="yellow"/>
@@ -590,6 +620,125 @@
         </w:rPr>
         <w:t>Không copy paste cả dự án án up lên github chỉ update các file mình đã tương tác và sửa đổi. Các file đó nằm trong thư mục /src hoạc /web và các file cấu hình nếu chỉnh trong netbean /nbproject</w:t>
       </w:r>
+    </w:p>
+    <w:p>
+      <w:pPr>
+        <w:pStyle w:val="ListParagraph"/>
+        <w:numPr>
+          <w:ilvl w:val="0"/>
+          <w:numId w:val="1"/>
+        </w:numPr>
+        <w:jc w:val="both"/>
+        <w:rPr>
+          <w:color w:val="FFFF00"/>
+          <w:lang w:val="vi-VN"/>
+        </w:rPr>
+      </w:pPr>
+      <w:r>
+        <w:rPr>
+          <w:color w:val="FFFF00"/>
+          <w:lang w:val="vi-VN"/>
+        </w:rPr>
+        <w:t>Nguyên tắc nâng cao</w:t>
+      </w:r>
+    </w:p>
+    <w:p>
+      <w:pPr>
+        <w:pStyle w:val="ListParagraph"/>
+        <w:numPr>
+          <w:ilvl w:val="0"/>
+          <w:numId w:val="3"/>
+        </w:numPr>
+        <w:jc w:val="both"/>
+        <w:rPr>
+          <w:color w:val="FFFF00"/>
+          <w:lang w:val="vi-VN"/>
+        </w:rPr>
+      </w:pPr>
+      <w:r>
+        <w:rPr>
+          <w:color w:val="FFFF00"/>
+          <w:lang w:val="vi-VN"/>
+        </w:rPr>
+        <w:t>Validation của dự án được chia thành 2 tầng.</w:t>
+      </w:r>
+    </w:p>
+    <w:p>
+      <w:pPr>
+        <w:pStyle w:val="ListParagraph"/>
+        <w:numPr>
+          <w:ilvl w:val="1"/>
+          <w:numId w:val="3"/>
+        </w:numPr>
+        <w:jc w:val="both"/>
+        <w:rPr>
+          <w:color w:val="FFFF00"/>
+          <w:lang w:val="vi-VN"/>
+        </w:rPr>
+      </w:pPr>
+      <w:r>
+        <w:rPr>
+          <w:color w:val="FFFF00"/>
+          <w:lang w:val="vi-VN"/>
+        </w:rPr>
+        <w:t>Tầng 1: là các hàm trong utility chuyên sử lí validation các dữ liệu tho như check độ dài, check rỗng, vv.</w:t>
+      </w:r>
+    </w:p>
+    <w:p>
+      <w:pPr>
+        <w:pStyle w:val="ListParagraph"/>
+        <w:numPr>
+          <w:ilvl w:val="1"/>
+          <w:numId w:val="3"/>
+        </w:numPr>
+        <w:jc w:val="both"/>
+        <w:rPr>
+          <w:color w:val="FFFF00"/>
+          <w:lang w:val="vi-VN"/>
+        </w:rPr>
+      </w:pPr>
+      <w:r>
+        <w:rPr>
+          <w:color w:val="FFFF00"/>
+          <w:lang w:val="vi-VN"/>
+        </w:rPr>
+        <w:t>Tầng 2 là các hàm validaton được viết trong service để kiểm tra tính nghiệp vụ như email này đã tồn tại chưa, tên này đã tồn tại chưa, vv các hàm validation ở tâng 2 được phép gọi tới validation của tầng 1.</w:t>
+      </w:r>
+    </w:p>
+    <w:p>
+      <w:pPr>
+        <w:pStyle w:val="ListParagraph"/>
+        <w:numPr>
+          <w:ilvl w:val="1"/>
+          <w:numId w:val="3"/>
+        </w:numPr>
+        <w:jc w:val="both"/>
+        <w:rPr>
+          <w:color w:val="FFFF00"/>
+          <w:lang w:val="vi-VN"/>
+        </w:rPr>
+      </w:pPr>
+      <w:r>
+        <w:rPr>
+          <w:color w:val="FFFF00"/>
+          <w:lang w:val="vi-VN"/>
+        </w:rPr>
+        <w:t>Vi dụ hàm chủ serivce sẽ gọi hàm check userName tầng 2 để kiểm tra tên đăng nhập. Hàm checkUserNam là 1 hàm validation ở tầng 2 có nhiệm vụ check xem tên này đã trùng với người khác chưa trước khi check hàm checkUser sẽ gọi validation tầng 1 xem chuỗi String userName chuyền vào có rỗng không nếu vượt qua thì sẽ  bắt đầu check tồn tại.</w:t>
+      </w:r>
+    </w:p>
+    <w:p>
+      <w:pPr>
+        <w:pStyle w:val="ListParagraph"/>
+        <w:numPr>
+          <w:ilvl w:val="1"/>
+          <w:numId w:val="3"/>
+        </w:numPr>
+        <w:jc w:val="both"/>
+        <w:rPr>
+          <w:color w:val="FFFF00"/>
+          <w:lang w:val="vi-VN"/>
+        </w:rPr>
+      </w:pPr>
     </w:p>
     <w:sectPr>
       <w:pgSz w:w="12240" w:h="15840"/>

--- a/Tài liệu PRJ301 dự án web BOS.docx
+++ b/Tài liệu PRJ301 dự án web BOS.docx
@@ -61,18 +61,10 @@
         <w:rPr>
           <w:lang w:val="vi-VN"/>
         </w:rPr>
-        <w:t xml:space="preserve">Web page(các file html và jsp) là tần view chỉ xử lí giao diện không </w:t>
-      </w:r>
-      <w:r>
-        <w:rPr>
-          <w:color w:val="EE0000"/>
-          <w:lang w:val="vi-VN"/>
-        </w:rPr>
-        <w:t>dùng scriplet</w:t>
-      </w:r>
-      <w:r>
-        <w:rPr>
-          <w:color w:val="EE0000"/>
+        <w:t>Web page(các file html và jsp) là tần view chỉ xử lí giao diện không dùng scriplet</w:t>
+      </w:r>
+      <w:r>
+        <w:rPr>
           <w:highlight w:val="yellow"/>
           <w:lang w:val="vi-VN"/>
         </w:rPr>
@@ -80,7 +72,6 @@
       </w:r>
       <w:r>
         <w:rPr>
-          <w:color w:val="EE0000"/>
           <w:lang w:val="vi-VN"/>
         </w:rPr>
         <w:t xml:space="preserve"> ở tầng này nếu muốn có logic giao diện ưu tiên dùng java scrip.</w:t>
@@ -169,13 +160,7 @@
         <w:rPr>
           <w:lang w:val="vi-VN"/>
         </w:rPr>
-        <w:t xml:space="preserve"> </w:t>
-      </w:r>
-      <w:r>
-        <w:rPr>
-          <w:lang w:val="vi-VN"/>
-        </w:rPr>
-        <w:t>kì logic nghiệp vụ tính toán nào. Được phép sử dụng các lệnh bảo về hoạc check biến seasion, try catch tổng cũng làm việc ở đây.</w:t>
+        <w:t xml:space="preserve"> kì logic nghiệp vụ tính toán nào. Được phép sử dụng các lệnh bảo về hoạc check biến seasion, try catch tổng cũng làm việc ở đây.</w:t>
       </w:r>
     </w:p>
     <w:p>
@@ -219,18 +204,10 @@
         <w:rPr>
           <w:lang w:val="vi-VN"/>
         </w:rPr>
-        <w:t>Tầng service được pháp gọi trực tiếp</w:t>
-      </w:r>
-      <w:r>
-        <w:rPr>
-          <w:color w:val="EE0000"/>
-          <w:lang w:val="vi-VN"/>
-        </w:rPr>
-        <w:t xml:space="preserve"> </w:t>
-      </w:r>
-      <w:r>
-        <w:rPr>
-          <w:color w:val="EE0000"/>
+        <w:t xml:space="preserve">Tầng service được pháp gọi trực tiếp </w:t>
+      </w:r>
+      <w:r>
+        <w:rPr>
           <w:highlight w:val="yellow"/>
           <w:lang w:val="vi-VN"/>
         </w:rPr>
@@ -238,16 +215,9 @@
       </w:r>
       <w:r>
         <w:rPr>
-          <w:color w:val="EE0000"/>
-          <w:lang w:val="vi-VN"/>
-        </w:rPr>
-        <w:t xml:space="preserve"> </w:t>
-      </w:r>
-      <w:r>
-        <w:rPr>
-          <w:lang w:val="vi-VN"/>
-        </w:rPr>
-        <w:t>và model để xử lí</w:t>
+          <w:lang w:val="vi-VN"/>
+        </w:rPr>
+        <w:t xml:space="preserve"> và model để xử lí</w:t>
       </w:r>
     </w:p>
     <w:p>
@@ -484,7 +454,6 @@
       </w:r>
       <w:r>
         <w:rPr>
-          <w:color w:val="EE0000"/>
           <w:highlight w:val="yellow"/>
           <w:lang w:val="vi-VN"/>
         </w:rPr>
@@ -563,20 +532,17 @@
         </w:numPr>
         <w:jc w:val="both"/>
         <w:rPr>
-          <w:color w:val="EE0000"/>
-          <w:lang w:val="vi-VN"/>
-        </w:rPr>
-      </w:pPr>
-      <w:r>
-        <w:rPr>
-          <w:color w:val="EE0000"/>
+          <w:lang w:val="vi-VN"/>
+        </w:rPr>
+      </w:pPr>
+      <w:r>
+        <w:rPr>
           <w:lang w:val="vi-VN"/>
         </w:rPr>
         <w:t xml:space="preserve">Sử dụng chỉ được phép cài các thẻ </w:t>
       </w:r>
       <w:r>
         <w:rPr>
-          <w:color w:val="EE0000"/>
           <w:highlight w:val="yellow"/>
           <w:lang w:val="vi-VN"/>
         </w:rPr>
@@ -584,7 +550,6 @@
       </w:r>
       <w:r>
         <w:rPr>
-          <w:color w:val="EE0000"/>
           <w:lang w:val="vi-VN"/>
         </w:rPr>
         <w:t xml:space="preserve"> và không hard code chữ cứng vào giao diện để làm đa ngôn ngữ. Không css trực tiếp  và file jsp để tiện sau này làm dark mode và javascrip điều khiển mầu linh hoạt</w:t>
@@ -599,14 +564,31 @@
         </w:numPr>
         <w:jc w:val="both"/>
         <w:rPr>
-          <w:color w:val="0070C0"/>
+          <w:lang w:val="vi-VN"/>
+        </w:rPr>
+      </w:pPr>
+      <w:r>
+        <w:rPr>
+          <w:lang w:val="vi-VN"/>
+        </w:rPr>
+        <w:t>Các giao diện phức tạp chứa nhiều html thì phải tạo hẳn 1 jsp riêng trong thư mục component và dùng phương pháp include để đặt vào trang chính thức.</w:t>
+      </w:r>
+    </w:p>
+    <w:p>
+      <w:pPr>
+        <w:pStyle w:val="ListParagraph"/>
+        <w:numPr>
+          <w:ilvl w:val="0"/>
+          <w:numId w:val="3"/>
+        </w:numPr>
+        <w:jc w:val="both"/>
+        <w:rPr>
           <w:highlight w:val="yellow"/>
           <w:lang w:val="vi-VN"/>
         </w:rPr>
       </w:pPr>
       <w:r>
         <w:rPr>
-          <w:color w:val="0070C0"/>
           <w:highlight w:val="yellow"/>
           <w:lang w:val="vi-VN"/>
         </w:rPr>
@@ -614,7 +596,6 @@
       </w:r>
       <w:r>
         <w:rPr>
-          <w:color w:val="0070C0"/>
           <w:highlight w:val="yellow"/>
           <w:lang w:val="vi-VN"/>
         </w:rPr>
@@ -630,13 +611,11 @@
         </w:numPr>
         <w:jc w:val="both"/>
         <w:rPr>
-          <w:color w:val="FFFF00"/>
-          <w:lang w:val="vi-VN"/>
-        </w:rPr>
-      </w:pPr>
-      <w:r>
-        <w:rPr>
-          <w:color w:val="FFFF00"/>
+          <w:lang w:val="vi-VN"/>
+        </w:rPr>
+      </w:pPr>
+      <w:r>
+        <w:rPr>
           <w:lang w:val="vi-VN"/>
         </w:rPr>
         <w:t>Nguyên tắc nâng cao</w:t>
@@ -651,13 +630,11 @@
         </w:numPr>
         <w:jc w:val="both"/>
         <w:rPr>
-          <w:color w:val="FFFF00"/>
-          <w:lang w:val="vi-VN"/>
-        </w:rPr>
-      </w:pPr>
-      <w:r>
-        <w:rPr>
-          <w:color w:val="FFFF00"/>
+          <w:lang w:val="vi-VN"/>
+        </w:rPr>
+      </w:pPr>
+      <w:r>
+        <w:rPr>
           <w:lang w:val="vi-VN"/>
         </w:rPr>
         <w:t>Validation của dự án được chia thành 2 tầng.</w:t>
@@ -672,13 +649,11 @@
         </w:numPr>
         <w:jc w:val="both"/>
         <w:rPr>
-          <w:color w:val="FFFF00"/>
-          <w:lang w:val="vi-VN"/>
-        </w:rPr>
-      </w:pPr>
-      <w:r>
-        <w:rPr>
-          <w:color w:val="FFFF00"/>
+          <w:lang w:val="vi-VN"/>
+        </w:rPr>
+      </w:pPr>
+      <w:r>
+        <w:rPr>
           <w:lang w:val="vi-VN"/>
         </w:rPr>
         <w:t>Tầng 1: là các hàm trong utility chuyên sử lí validation các dữ liệu tho như check độ dài, check rỗng, vv.</w:t>
@@ -693,13 +668,11 @@
         </w:numPr>
         <w:jc w:val="both"/>
         <w:rPr>
-          <w:color w:val="FFFF00"/>
-          <w:lang w:val="vi-VN"/>
-        </w:rPr>
-      </w:pPr>
-      <w:r>
-        <w:rPr>
-          <w:color w:val="FFFF00"/>
+          <w:lang w:val="vi-VN"/>
+        </w:rPr>
+      </w:pPr>
+      <w:r>
+        <w:rPr>
           <w:lang w:val="vi-VN"/>
         </w:rPr>
         <w:t>Tầng 2 là các hàm validaton được viết trong service để kiểm tra tính nghiệp vụ như email này đã tồn tại chưa, tên này đã tồn tại chưa, vv các hàm validation ở tâng 2 được phép gọi tới validation của tầng 1.</w:t>
@@ -714,13 +687,11 @@
         </w:numPr>
         <w:jc w:val="both"/>
         <w:rPr>
-          <w:color w:val="FFFF00"/>
-          <w:lang w:val="vi-VN"/>
-        </w:rPr>
-      </w:pPr>
-      <w:r>
-        <w:rPr>
-          <w:color w:val="FFFF00"/>
+          <w:lang w:val="vi-VN"/>
+        </w:rPr>
+      </w:pPr>
+      <w:r>
+        <w:rPr>
           <w:lang w:val="vi-VN"/>
         </w:rPr>
         <w:t>Vi dụ hàm chủ serivce sẽ gọi hàm check userName tầng 2 để kiểm tra tên đăng nhập. Hàm checkUserNam là 1 hàm validation ở tầng 2 có nhiệm vụ check xem tên này đã trùng với người khác chưa trước khi check hàm checkUser sẽ gọi validation tầng 1 xem chuỗi String userName chuyền vào có rỗng không nếu vượt qua thì sẽ  bắt đầu check tồn tại.</w:t>
@@ -735,10 +706,35 @@
         </w:numPr>
         <w:jc w:val="both"/>
         <w:rPr>
-          <w:color w:val="FFFF00"/>
-          <w:lang w:val="vi-VN"/>
-        </w:rPr>
-      </w:pPr>
+          <w:lang w:val="vi-VN"/>
+        </w:rPr>
+      </w:pPr>
+      <w:r>
+        <w:rPr>
+          <w:lang w:val="vi-VN"/>
+        </w:rPr>
+        <w:lastRenderedPageBreak/>
+        <w:t>Có thẻ không cần tuân thủ tuyệt đối phần chức năng này đây chỉ là đúng với 1 số trường hợp</w:t>
+      </w:r>
+    </w:p>
+    <w:p>
+      <w:pPr>
+        <w:pStyle w:val="ListParagraph"/>
+        <w:numPr>
+          <w:ilvl w:val="0"/>
+          <w:numId w:val="3"/>
+        </w:numPr>
+        <w:jc w:val="both"/>
+        <w:rPr>
+          <w:lang w:val="vi-VN"/>
+        </w:rPr>
+      </w:pPr>
+      <w:r>
+        <w:rPr>
+          <w:lang w:val="vi-VN"/>
+        </w:rPr>
+        <w:t>CÁC HÀM CỐ GẮNG HẾT SỨC BÓC THẬT NHỎ RA  TỐi ƯU Nguyên tắc đơn trách nhiệm của 1 hàm modul hóa toàn bộ dự án ra</w:t>
+      </w:r>
     </w:p>
     <w:sectPr>
       <w:pgSz w:w="12240" w:h="15840"/>

--- a/Tài liệu PRJ301 dự án web BOS.docx
+++ b/Tài liệu PRJ301 dự án web BOS.docx
@@ -734,6 +734,120 @@
           <w:lang w:val="vi-VN"/>
         </w:rPr>
         <w:t>CÁC HÀM CỐ GẮNG HẾT SỨC BÓC THẬT NHỎ RA  TỐi ƯU Nguyên tắc đơn trách nhiệm của 1 hàm modul hóa toàn bộ dự án ra</w:t>
+      </w:r>
+    </w:p>
+    <w:p>
+      <w:pPr>
+        <w:pStyle w:val="ListParagraph"/>
+        <w:numPr>
+          <w:ilvl w:val="0"/>
+          <w:numId w:val="1"/>
+        </w:numPr>
+        <w:jc w:val="both"/>
+        <w:rPr>
+          <w:lang w:val="vi-VN"/>
+        </w:rPr>
+      </w:pPr>
+      <w:r>
+        <w:rPr>
+          <w:lang w:val="vi-VN"/>
+        </w:rPr>
+        <w:t>Về JDBC(cơ sở dữ liệu  database)</w:t>
+      </w:r>
+    </w:p>
+    <w:p>
+      <w:pPr>
+        <w:pStyle w:val="ListParagraph"/>
+        <w:numPr>
+          <w:ilvl w:val="0"/>
+          <w:numId w:val="3"/>
+        </w:numPr>
+        <w:jc w:val="both"/>
+        <w:rPr>
+          <w:lang w:val="vi-VN"/>
+        </w:rPr>
+      </w:pPr>
+      <w:r>
+        <w:rPr>
+          <w:lang w:val="vi-VN"/>
+        </w:rPr>
+        <w:t>Mọi thành viên dev đều phải chạy file BOMS_DATABASE.sql trong micosoft sql management file sql đặt ở thư mục database của dự án BOMS</w:t>
+      </w:r>
+    </w:p>
+    <w:p>
+      <w:pPr>
+        <w:pStyle w:val="ListParagraph"/>
+        <w:numPr>
+          <w:ilvl w:val="0"/>
+          <w:numId w:val="3"/>
+        </w:numPr>
+        <w:jc w:val="both"/>
+        <w:rPr>
+          <w:lang w:val="vi-VN"/>
+        </w:rPr>
+      </w:pPr>
+      <w:r>
+        <w:rPr>
+          <w:lang w:val="vi-VN"/>
+        </w:rPr>
+        <w:t>Các thành viên không được phép tự ý sửa file sql mà không báo trước khi comit. Hạn chế dộng vào database nhiều nhất có thể</w:t>
+      </w:r>
+    </w:p>
+    <w:p>
+      <w:pPr>
+        <w:pStyle w:val="ListParagraph"/>
+        <w:numPr>
+          <w:ilvl w:val="0"/>
+          <w:numId w:val="3"/>
+        </w:numPr>
+        <w:jc w:val="both"/>
+        <w:rPr>
+          <w:lang w:val="vi-VN"/>
+        </w:rPr>
+      </w:pPr>
+      <w:r>
+        <w:rPr>
+          <w:lang w:val="vi-VN"/>
+        </w:rPr>
+        <w:t>Làm việc theo nguyên tắc thêm database hạn chế nhất xóa bảng hay cột trong database</w:t>
+      </w:r>
+    </w:p>
+    <w:p>
+      <w:pPr>
+        <w:pStyle w:val="ListParagraph"/>
+        <w:numPr>
+          <w:ilvl w:val="0"/>
+          <w:numId w:val="3"/>
+        </w:numPr>
+        <w:jc w:val="both"/>
+        <w:rPr>
+          <w:lang w:val="vi-VN"/>
+        </w:rPr>
+      </w:pPr>
+      <w:r>
+        <w:rPr>
+          <w:lang w:val="vi-VN"/>
+        </w:rPr>
+        <w:t>Mọi truy vấn database đều cần có try catch và throws ValidationException lên tầng trên kèm mã lỗi đã khai báo trong utility/Constains.ERROR_DATABASE_TÊN LỖI=”Mã Lỗi DEXXXX”</w:t>
+      </w:r>
+    </w:p>
+    <w:p>
+      <w:pPr>
+        <w:pStyle w:val="ListParagraph"/>
+        <w:numPr>
+          <w:ilvl w:val="0"/>
+          <w:numId w:val="3"/>
+        </w:numPr>
+        <w:jc w:val="both"/>
+        <w:rPr>
+          <w:lang w:val="vi-VN"/>
+        </w:rPr>
+      </w:pPr>
+      <w:r>
+        <w:rPr>
+          <w:lang w:val="vi-VN"/>
+        </w:rPr>
+        <w:t>Nghiêm cấm dùng sout trong packpage dao phải ném exception lên tầng trên</w:t>
       </w:r>
     </w:p>
     <w:sectPr>
